--- a/Doc/Inhalt_Programmierkurs.docx
+++ b/Doc/Inhalt_Programmierkurs.docx
@@ -238,12 +238,14 @@
               <w:rPr>
                 <w:sz w:val="28"/>
                 <w:szCs w:val="28"/>
-              </w:rPr>
-            </w:pPr>
-            <w:r>
-              <w:rPr>
-                <w:sz w:val="28"/>
-                <w:szCs w:val="28"/>
+                <w:lang w:val="en-US"/>
+              </w:rPr>
+            </w:pPr>
+            <w:r>
+              <w:rPr>
+                <w:sz w:val="28"/>
+                <w:szCs w:val="28"/>
+                <w:lang w:val="en-US"/>
               </w:rPr>
               <w:t>IDLE Shell und IDLE Editor</w:t>
             </w:r>
@@ -1409,21 +1411,12 @@
                 <w:szCs w:val="28"/>
               </w:rPr>
             </w:pPr>
-            <w:proofErr w:type="spellStart"/>
-            <w:r>
-              <w:rPr>
-                <w:sz w:val="28"/>
-                <w:szCs w:val="28"/>
-              </w:rPr>
-              <w:t>MicroPython</w:t>
-            </w:r>
-            <w:proofErr w:type="spellEnd"/>
-            <w:r>
-              <w:rPr>
-                <w:sz w:val="28"/>
-                <w:szCs w:val="28"/>
-              </w:rPr>
-              <w:t xml:space="preserve"> und ESP32 – Software und Hardware</w:t>
+            <w:r>
+              <w:rPr>
+                <w:sz w:val="28"/>
+                <w:szCs w:val="28"/>
+              </w:rPr>
+              <w:t>MicroPython und ESP32 – Software und Hardware</w:t>
             </w:r>
           </w:p>
           <w:p>
@@ -1533,14 +1526,7 @@
                 <w:sz w:val="28"/>
                 <w:szCs w:val="28"/>
               </w:rPr>
-              <w:t>Anwendungen</w:t>
-            </w:r>
-            <w:r>
-              <w:rPr>
-                <w:sz w:val="28"/>
-                <w:szCs w:val="28"/>
-              </w:rPr>
-              <w:t xml:space="preserve">: </w:t>
+              <w:t xml:space="preserve">Anwendungen: </w:t>
             </w:r>
             <w:r>
               <w:rPr>
@@ -1637,6 +1623,13 @@
                 <w:szCs w:val="28"/>
               </w:rPr>
             </w:pPr>
+            <w:r>
+              <w:rPr>
+                <w:sz w:val="28"/>
+                <w:szCs w:val="28"/>
+              </w:rPr>
+              <w:t xml:space="preserve">Anwendungen: Hinderniserkennung – Distanzmessung – Einparkhilfe </w:t>
+            </w:r>
           </w:p>
         </w:tc>
         <w:tc>
@@ -1684,6 +1677,13 @@
                 <w:szCs w:val="28"/>
               </w:rPr>
             </w:pPr>
+            <w:r>
+              <w:rPr>
+                <w:sz w:val="28"/>
+                <w:szCs w:val="28"/>
+              </w:rPr>
+              <w:t>18</w:t>
+            </w:r>
           </w:p>
         </w:tc>
       </w:tr>
@@ -1829,7 +1829,7 @@
       <w:rPr>
         <w:noProof/>
       </w:rPr>
-      <w:t>16.03.2026</w:t>
+      <w:t>26.07.2026</w:t>
     </w:r>
     <w:r>
       <w:fldChar w:fldCharType="end"/>

--- a/Doc/Inhalt_Programmierkurs.docx
+++ b/Doc/Inhalt_Programmierkurs.docx
@@ -1,6 +1,6 @@
 
 <file path=word/document.xml><?xml version="1.0" encoding="utf-8"?>
-<w:document xmlns:wpc="http://schemas.microsoft.com/office/word/2010/wordprocessingCanvas" xmlns:cx="http://schemas.microsoft.com/office/drawing/2014/chartex" xmlns:cx1="http://schemas.microsoft.com/office/drawing/2015/9/8/chartex" xmlns:cx2="http://schemas.microsoft.com/office/drawing/2015/10/21/chartex" xmlns:cx3="http://schemas.microsoft.com/office/drawing/2016/5/9/chartex" xmlns:cx4="http://schemas.microsoft.com/office/drawing/2016/5/10/chartex" xmlns:cx5="http://schemas.microsoft.com/office/drawing/2016/5/11/chartex" xmlns:cx6="http://schemas.microsoft.com/office/drawing/2016/5/12/chartex" xmlns:cx7="http://schemas.microsoft.com/office/drawing/2016/5/13/chartex" xmlns:cx8="http://schemas.microsoft.com/office/drawing/2016/5/14/chartex" xmlns:mc="http://schemas.openxmlformats.org/markup-compatibility/2006" xmlns:aink="http://schemas.microsoft.com/office/drawing/2016/ink" xmlns:am3d="http://schemas.microsoft.com/office/drawing/2017/model3d" xmlns:o="urn:schemas-microsoft-com:office:office" xmlns:oel="http://schemas.microsoft.com/office/2019/extlst" xmlns:r="http://schemas.openxmlformats.org/officeDocument/2006/relationships" xmlns:m="http://schemas.openxmlformats.org/officeDocument/2006/math" xmlns:v="urn:schemas-microsoft-com:vml" xmlns:wp14="http://schemas.microsoft.com/office/word/2010/wordprocessingDrawing" xmlns:wp="http://schemas.openxmlformats.org/drawingml/2006/wordprocessingDrawing" xmlns:w10="urn:schemas-microsoft-com:office:word" xmlns:w="http://schemas.openxmlformats.org/wordprocessingml/2006/main" xmlns:w14="http://schemas.microsoft.com/office/word/2010/wordml" xmlns:w15="http://schemas.microsoft.com/office/word/2012/wordml" xmlns:w16cex="http://schemas.microsoft.com/office/word/2018/wordml/cex" xmlns:w16cid="http://schemas.microsoft.com/office/word/2016/wordml/cid" xmlns:w16="http://schemas.microsoft.com/office/word/2018/wordml" xmlns:w16du="http://schemas.microsoft.com/office/word/2023/wordml/word16du" xmlns:w16sdtdh="http://schemas.microsoft.com/office/word/2020/wordml/sdtdatahash" xmlns:w16sdtfl="http://schemas.microsoft.com/office/word/2024/wordml/sdtformatlock" xmlns:w16se="http://schemas.microsoft.com/office/word/2015/wordml/symex" xmlns:wpg="http://schemas.microsoft.com/office/word/2010/wordprocessingGroup" xmlns:wpi="http://schemas.microsoft.com/office/word/2010/wordprocessingInk" xmlns:wne="http://schemas.microsoft.com/office/word/2006/wordml" xmlns:wps="http://schemas.microsoft.com/office/word/2010/wordprocessingShape" mc:Ignorable="w14 w15 w16se w16cid w16 w16cex w16sdtdh w16sdtfl w16du wp14">
+<w:document xmlns:wpc="http://schemas.microsoft.com/office/word/2010/wordprocessingCanvas" xmlns:cx="http://schemas.microsoft.com/office/drawing/2014/chartex" xmlns:cx1="http://schemas.microsoft.com/office/drawing/2015/9/8/chartex" xmlns:cx2="http://schemas.microsoft.com/office/drawing/2015/10/21/chartex" xmlns:cx3="http://schemas.microsoft.com/office/drawing/2016/5/9/chartex" xmlns:cx4="http://schemas.microsoft.com/office/drawing/2016/5/10/chartex" xmlns:cx5="http://schemas.microsoft.com/office/drawing/2016/5/11/chartex" xmlns:cx6="http://schemas.microsoft.com/office/drawing/2016/5/12/chartex" xmlns:cx7="http://schemas.microsoft.com/office/drawing/2016/5/13/chartex" xmlns:cx8="http://schemas.microsoft.com/office/drawing/2016/5/14/chartex" xmlns:mc="http://schemas.openxmlformats.org/markup-compatibility/2006" xmlns:aink="http://schemas.microsoft.com/office/drawing/2016/ink" xmlns:am3d="http://schemas.microsoft.com/office/drawing/2017/model3d" xmlns:o="urn:schemas-microsoft-com:office:office" xmlns:oel="http://schemas.microsoft.com/office/2019/extlst" xmlns:r="http://schemas.openxmlformats.org/officeDocument/2006/relationships" xmlns:m="http://schemas.openxmlformats.org/officeDocument/2006/math" xmlns:v="urn:schemas-microsoft-com:vml" xmlns:wp14="http://schemas.microsoft.com/office/word/2010/wordprocessingDrawing" xmlns:wp="http://schemas.openxmlformats.org/drawingml/2006/wordprocessingDrawing" xmlns:w10="urn:schemas-microsoft-com:office:word" xmlns:w="http://schemas.openxmlformats.org/wordprocessingml/2006/main" xmlns:w14="http://schemas.microsoft.com/office/word/2010/wordml" xmlns:w15="http://schemas.microsoft.com/office/word/2012/wordml" xmlns:w16cei="http://schemas.microsoft.com/office/word/2026/wordml/cei" xmlns:w16cex="http://schemas.microsoft.com/office/word/2018/wordml/cex" xmlns:w16cid="http://schemas.microsoft.com/office/word/2016/wordml/cid" xmlns:w16="http://schemas.microsoft.com/office/word/2018/wordml" xmlns:w16du="http://schemas.microsoft.com/office/word/2023/wordml/word16du" xmlns:w16sdtdh="http://schemas.microsoft.com/office/word/2020/wordml/sdtdatahash" xmlns:w16sdtfl="http://schemas.microsoft.com/office/word/2024/wordml/sdtformatlock" xmlns:w16se="http://schemas.microsoft.com/office/word/2015/wordml/symex" xmlns:wpg="http://schemas.microsoft.com/office/word/2010/wordprocessingGroup" xmlns:wpi="http://schemas.microsoft.com/office/word/2010/wordprocessingInk" xmlns:wne="http://schemas.microsoft.com/office/word/2006/wordml" xmlns:wps="http://schemas.microsoft.com/office/word/2010/wordprocessingShape" mc:Ignorable="w14 w15 w16se w16cid w16 w16cex w16sdtdh w16sdtfl w16du wp14">
   <w:body>
     <w:p>
       <w:pPr>
@@ -10,20 +10,19 @@
         <w:t>Inhalt</w:t>
       </w:r>
     </w:p>
-    <w:p/>
     <w:tbl>
       <w:tblPr>
         <w:tblStyle w:val="Tabellenraster"/>
-        <w:tblW w:w="14459" w:type="dxa"/>
+        <w:tblW w:w="14282" w:type="dxa"/>
         <w:tblInd w:w="-5" w:type="dxa"/>
         <w:tblLook w:val="04A0" w:firstRow="1" w:lastRow="0" w:firstColumn="1" w:lastColumn="0" w:noHBand="0" w:noVBand="1"/>
       </w:tblPr>
       <w:tblGrid>
         <w:gridCol w:w="575"/>
-        <w:gridCol w:w="8353"/>
-        <w:gridCol w:w="1846"/>
-        <w:gridCol w:w="1842"/>
+        <w:gridCol w:w="8040"/>
+        <w:gridCol w:w="1985"/>
         <w:gridCol w:w="1843"/>
+        <w:gridCol w:w="1839"/>
       </w:tblGrid>
       <w:tr>
         <w:tc>
@@ -52,7 +51,7 @@
         </w:tc>
         <w:tc>
           <w:tcPr>
-            <w:tcW w:w="8353" w:type="dxa"/>
+            <w:tcW w:w="8040" w:type="dxa"/>
           </w:tcPr>
           <w:p>
             <w:pPr>
@@ -76,7 +75,7 @@
         </w:tc>
         <w:tc>
           <w:tcPr>
-            <w:tcW w:w="1846" w:type="dxa"/>
+            <w:tcW w:w="1985" w:type="dxa"/>
           </w:tcPr>
           <w:p>
             <w:pPr>
@@ -95,61 +94,6 @@
                 <w:szCs w:val="28"/>
               </w:rPr>
               <w:t>Arbeitsblätter Seiten</w:t>
-            </w:r>
-          </w:p>
-        </w:tc>
-        <w:tc>
-          <w:tcPr>
-            <w:tcW w:w="1842" w:type="dxa"/>
-            <w:tcBorders>
-              <w:bottom w:val="single" w:sz="4" w:space="0" w:color="auto"/>
-            </w:tcBorders>
-          </w:tcPr>
-          <w:p>
-            <w:pPr>
-              <w:rPr>
-                <w:b/>
-                <w:bCs/>
-                <w:sz w:val="28"/>
-                <w:szCs w:val="28"/>
-              </w:rPr>
-            </w:pPr>
-            <w:r>
-              <w:rPr>
-                <w:b/>
-                <w:bCs/>
-                <w:sz w:val="28"/>
-                <w:szCs w:val="28"/>
-              </w:rPr>
-              <w:t>Kurs</w:t>
-            </w:r>
-            <w:r>
-              <w:rPr>
-                <w:b/>
-                <w:bCs/>
-                <w:sz w:val="28"/>
-                <w:szCs w:val="28"/>
-              </w:rPr>
-              <w:t>einheiten</w:t>
-            </w:r>
-          </w:p>
-          <w:p>
-            <w:pPr>
-              <w:rPr>
-                <w:b/>
-                <w:bCs/>
-                <w:sz w:val="28"/>
-                <w:szCs w:val="28"/>
-              </w:rPr>
-            </w:pPr>
-            <w:r>
-              <w:rPr>
-                <w:b/>
-                <w:bCs/>
-                <w:sz w:val="28"/>
-                <w:szCs w:val="28"/>
-              </w:rPr>
-              <w:t>geschätzt</w:t>
             </w:r>
           </w:p>
         </w:tc>
@@ -204,7 +148,34 @@
                 <w:sz w:val="28"/>
                 <w:szCs w:val="28"/>
               </w:rPr>
-              <w:t>gemacht</w:t>
+              <w:t>2025</w:t>
+            </w:r>
+          </w:p>
+        </w:tc>
+        <w:tc>
+          <w:tcPr>
+            <w:tcW w:w="1839" w:type="dxa"/>
+            <w:tcBorders>
+              <w:bottom w:val="single" w:sz="4" w:space="0" w:color="auto"/>
+            </w:tcBorders>
+          </w:tcPr>
+          <w:p>
+            <w:pPr>
+              <w:rPr>
+                <w:b/>
+                <w:bCs/>
+                <w:sz w:val="28"/>
+                <w:szCs w:val="28"/>
+              </w:rPr>
+            </w:pPr>
+            <w:r>
+              <w:rPr>
+                <w:b/>
+                <w:bCs/>
+                <w:sz w:val="28"/>
+                <w:szCs w:val="28"/>
+              </w:rPr>
+              <w:t>Kurseinheiten 2026</w:t>
             </w:r>
           </w:p>
         </w:tc>
@@ -231,7 +202,7 @@
         </w:tc>
         <w:tc>
           <w:tcPr>
-            <w:tcW w:w="8353" w:type="dxa"/>
+            <w:tcW w:w="8040" w:type="dxa"/>
           </w:tcPr>
           <w:p>
             <w:pPr>
@@ -253,7 +224,7 @@
         </w:tc>
         <w:tc>
           <w:tcPr>
-            <w:tcW w:w="1846" w:type="dxa"/>
+            <w:tcW w:w="1985" w:type="dxa"/>
           </w:tcPr>
           <w:p>
             <w:pPr>
@@ -268,29 +239,6 @@
                 <w:szCs w:val="28"/>
               </w:rPr>
               <w:t>3, 4, 5, 6</w:t>
-            </w:r>
-          </w:p>
-        </w:tc>
-        <w:tc>
-          <w:tcPr>
-            <w:tcW w:w="1842" w:type="dxa"/>
-            <w:tcBorders>
-              <w:bottom w:val="single" w:sz="4" w:space="0" w:color="auto"/>
-            </w:tcBorders>
-          </w:tcPr>
-          <w:p>
-            <w:pPr>
-              <w:rPr>
-                <w:sz w:val="28"/>
-                <w:szCs w:val="28"/>
-              </w:rPr>
-            </w:pPr>
-            <w:r>
-              <w:rPr>
-                <w:sz w:val="28"/>
-                <w:szCs w:val="28"/>
-              </w:rPr>
-              <w:t>1, 2</w:t>
             </w:r>
           </w:p>
         </w:tc>
@@ -313,15 +261,24 @@
                 <w:sz w:val="28"/>
                 <w:szCs w:val="28"/>
               </w:rPr>
-              <w:t>1</w:t>
-            </w:r>
-            <w:r>
-              <w:rPr>
-                <w:sz w:val="28"/>
-                <w:szCs w:val="28"/>
-              </w:rPr>
-              <w:t>, 2</w:t>
-            </w:r>
+              <w:t>1, 2</w:t>
+            </w:r>
+          </w:p>
+        </w:tc>
+        <w:tc>
+          <w:tcPr>
+            <w:tcW w:w="1839" w:type="dxa"/>
+            <w:tcBorders>
+              <w:bottom w:val="single" w:sz="4" w:space="0" w:color="auto"/>
+            </w:tcBorders>
+          </w:tcPr>
+          <w:p>
+            <w:pPr>
+              <w:rPr>
+                <w:sz w:val="28"/>
+                <w:szCs w:val="28"/>
+              </w:rPr>
+            </w:pPr>
           </w:p>
         </w:tc>
       </w:tr>
@@ -347,7 +304,7 @@
         </w:tc>
         <w:tc>
           <w:tcPr>
-            <w:tcW w:w="8353" w:type="dxa"/>
+            <w:tcW w:w="8040" w:type="dxa"/>
           </w:tcPr>
           <w:p>
             <w:pPr>
@@ -367,7 +324,7 @@
         </w:tc>
         <w:tc>
           <w:tcPr>
-            <w:tcW w:w="1846" w:type="dxa"/>
+            <w:tcW w:w="1985" w:type="dxa"/>
           </w:tcPr>
           <w:p>
             <w:pPr>
@@ -382,30 +339,6 @@
                 <w:szCs w:val="28"/>
               </w:rPr>
               <w:t>7, 8, 9</w:t>
-            </w:r>
-          </w:p>
-        </w:tc>
-        <w:tc>
-          <w:tcPr>
-            <w:tcW w:w="1842" w:type="dxa"/>
-            <w:tcBorders>
-              <w:top w:val="single" w:sz="4" w:space="0" w:color="auto"/>
-              <w:bottom w:val="single" w:sz="4" w:space="0" w:color="auto"/>
-            </w:tcBorders>
-          </w:tcPr>
-          <w:p>
-            <w:pPr>
-              <w:rPr>
-                <w:sz w:val="28"/>
-                <w:szCs w:val="28"/>
-              </w:rPr>
-            </w:pPr>
-            <w:r>
-              <w:rPr>
-                <w:sz w:val="28"/>
-                <w:szCs w:val="28"/>
-              </w:rPr>
-              <w:t>3</w:t>
             </w:r>
           </w:p>
         </w:tc>
@@ -431,6 +364,23 @@
               </w:rPr>
               <w:t>2</w:t>
             </w:r>
+          </w:p>
+        </w:tc>
+        <w:tc>
+          <w:tcPr>
+            <w:tcW w:w="1839" w:type="dxa"/>
+            <w:tcBorders>
+              <w:top w:val="single" w:sz="4" w:space="0" w:color="auto"/>
+              <w:bottom w:val="single" w:sz="4" w:space="0" w:color="auto"/>
+            </w:tcBorders>
+          </w:tcPr>
+          <w:p>
+            <w:pPr>
+              <w:rPr>
+                <w:sz w:val="28"/>
+                <w:szCs w:val="28"/>
+              </w:rPr>
+            </w:pPr>
           </w:p>
         </w:tc>
       </w:tr>
@@ -456,7 +406,7 @@
         </w:tc>
         <w:tc>
           <w:tcPr>
-            <w:tcW w:w="8353" w:type="dxa"/>
+            <w:tcW w:w="8040" w:type="dxa"/>
           </w:tcPr>
           <w:p>
             <w:pPr>
@@ -476,44 +426,21 @@
         </w:tc>
         <w:tc>
           <w:tcPr>
-            <w:tcW w:w="1846" w:type="dxa"/>
-          </w:tcPr>
-          <w:p>
-            <w:pPr>
-              <w:rPr>
-                <w:sz w:val="28"/>
-                <w:szCs w:val="28"/>
-              </w:rPr>
-            </w:pPr>
-            <w:r>
-              <w:rPr>
-                <w:sz w:val="28"/>
-                <w:szCs w:val="28"/>
-              </w:rPr>
-              <w:t>10</w:t>
-            </w:r>
-          </w:p>
-        </w:tc>
-        <w:tc>
-          <w:tcPr>
-            <w:tcW w:w="1842" w:type="dxa"/>
-            <w:tcBorders>
-              <w:top w:val="single" w:sz="4" w:space="0" w:color="auto"/>
-            </w:tcBorders>
-          </w:tcPr>
-          <w:p>
-            <w:pPr>
-              <w:rPr>
-                <w:sz w:val="28"/>
-                <w:szCs w:val="28"/>
-              </w:rPr>
-            </w:pPr>
-            <w:r>
-              <w:rPr>
-                <w:sz w:val="28"/>
-                <w:szCs w:val="28"/>
-              </w:rPr>
-              <w:t>4</w:t>
+            <w:tcW w:w="1985" w:type="dxa"/>
+          </w:tcPr>
+          <w:p>
+            <w:pPr>
+              <w:rPr>
+                <w:sz w:val="28"/>
+                <w:szCs w:val="28"/>
+              </w:rPr>
+            </w:pPr>
+            <w:r>
+              <w:rPr>
+                <w:sz w:val="28"/>
+                <w:szCs w:val="28"/>
+              </w:rPr>
+              <w:t>10, 11</w:t>
             </w:r>
           </w:p>
         </w:tc>
@@ -538,6 +465,22 @@
               </w:rPr>
               <w:t>3</w:t>
             </w:r>
+          </w:p>
+        </w:tc>
+        <w:tc>
+          <w:tcPr>
+            <w:tcW w:w="1839" w:type="dxa"/>
+            <w:tcBorders>
+              <w:top w:val="single" w:sz="4" w:space="0" w:color="auto"/>
+            </w:tcBorders>
+          </w:tcPr>
+          <w:p>
+            <w:pPr>
+              <w:rPr>
+                <w:sz w:val="28"/>
+                <w:szCs w:val="28"/>
+              </w:rPr>
+            </w:pPr>
           </w:p>
         </w:tc>
       </w:tr>
@@ -563,7 +506,7 @@
         </w:tc>
         <w:tc>
           <w:tcPr>
-            <w:tcW w:w="8353" w:type="dxa"/>
+            <w:tcW w:w="8040" w:type="dxa"/>
           </w:tcPr>
           <w:p>
             <w:pPr>
@@ -583,44 +526,21 @@
         </w:tc>
         <w:tc>
           <w:tcPr>
-            <w:tcW w:w="1846" w:type="dxa"/>
-          </w:tcPr>
-          <w:p>
-            <w:pPr>
-              <w:rPr>
-                <w:sz w:val="28"/>
-                <w:szCs w:val="28"/>
-              </w:rPr>
-            </w:pPr>
-            <w:r>
-              <w:rPr>
-                <w:sz w:val="28"/>
-                <w:szCs w:val="28"/>
-              </w:rPr>
-              <w:t>11, 12</w:t>
-            </w:r>
-          </w:p>
-        </w:tc>
-        <w:tc>
-          <w:tcPr>
-            <w:tcW w:w="1842" w:type="dxa"/>
-            <w:tcBorders>
-              <w:bottom w:val="single" w:sz="4" w:space="0" w:color="auto"/>
-            </w:tcBorders>
-          </w:tcPr>
-          <w:p>
-            <w:pPr>
-              <w:rPr>
-                <w:sz w:val="28"/>
-                <w:szCs w:val="28"/>
-              </w:rPr>
-            </w:pPr>
-            <w:r>
-              <w:rPr>
-                <w:sz w:val="28"/>
-                <w:szCs w:val="28"/>
-              </w:rPr>
-              <w:t>5</w:t>
+            <w:tcW w:w="1985" w:type="dxa"/>
+          </w:tcPr>
+          <w:p>
+            <w:pPr>
+              <w:rPr>
+                <w:sz w:val="28"/>
+                <w:szCs w:val="28"/>
+              </w:rPr>
+            </w:pPr>
+            <w:r>
+              <w:rPr>
+                <w:sz w:val="28"/>
+                <w:szCs w:val="28"/>
+              </w:rPr>
+              <w:t>12, 13</w:t>
             </w:r>
           </w:p>
         </w:tc>
@@ -643,15 +563,24 @@
                 <w:sz w:val="28"/>
                 <w:szCs w:val="28"/>
               </w:rPr>
-              <w:t>3</w:t>
-            </w:r>
-            <w:r>
-              <w:rPr>
-                <w:sz w:val="28"/>
-                <w:szCs w:val="28"/>
-              </w:rPr>
-              <w:t>, 4</w:t>
-            </w:r>
+              <w:t>3, 4</w:t>
+            </w:r>
+          </w:p>
+        </w:tc>
+        <w:tc>
+          <w:tcPr>
+            <w:tcW w:w="1839" w:type="dxa"/>
+            <w:tcBorders>
+              <w:bottom w:val="single" w:sz="4" w:space="0" w:color="auto"/>
+            </w:tcBorders>
+          </w:tcPr>
+          <w:p>
+            <w:pPr>
+              <w:rPr>
+                <w:sz w:val="28"/>
+                <w:szCs w:val="28"/>
+              </w:rPr>
+            </w:pPr>
           </w:p>
         </w:tc>
       </w:tr>
@@ -677,7 +606,7 @@
         </w:tc>
         <w:tc>
           <w:tcPr>
-            <w:tcW w:w="8353" w:type="dxa"/>
+            <w:tcW w:w="8040" w:type="dxa"/>
           </w:tcPr>
           <w:p>
             <w:pPr>
@@ -697,44 +626,21 @@
         </w:tc>
         <w:tc>
           <w:tcPr>
-            <w:tcW w:w="1846" w:type="dxa"/>
-          </w:tcPr>
-          <w:p>
-            <w:pPr>
-              <w:rPr>
-                <w:sz w:val="28"/>
-                <w:szCs w:val="28"/>
-              </w:rPr>
-            </w:pPr>
-            <w:r>
-              <w:rPr>
-                <w:sz w:val="28"/>
-                <w:szCs w:val="28"/>
-              </w:rPr>
-              <w:t>13, 14</w:t>
-            </w:r>
-          </w:p>
-        </w:tc>
-        <w:tc>
-          <w:tcPr>
-            <w:tcW w:w="1842" w:type="dxa"/>
-            <w:tcBorders>
-              <w:bottom w:val="single" w:sz="4" w:space="0" w:color="auto"/>
-            </w:tcBorders>
-          </w:tcPr>
-          <w:p>
-            <w:pPr>
-              <w:rPr>
-                <w:sz w:val="28"/>
-                <w:szCs w:val="28"/>
-              </w:rPr>
-            </w:pPr>
-            <w:r>
-              <w:rPr>
-                <w:sz w:val="28"/>
-                <w:szCs w:val="28"/>
-              </w:rPr>
-              <w:t>6</w:t>
+            <w:tcW w:w="1985" w:type="dxa"/>
+          </w:tcPr>
+          <w:p>
+            <w:pPr>
+              <w:rPr>
+                <w:sz w:val="28"/>
+                <w:szCs w:val="28"/>
+              </w:rPr>
+            </w:pPr>
+            <w:r>
+              <w:rPr>
+                <w:sz w:val="28"/>
+                <w:szCs w:val="28"/>
+              </w:rPr>
+              <w:t>14, 15, 16</w:t>
             </w:r>
           </w:p>
         </w:tc>
@@ -757,15 +663,24 @@
                 <w:sz w:val="28"/>
                 <w:szCs w:val="28"/>
               </w:rPr>
-              <w:t>4</w:t>
-            </w:r>
-            <w:r>
-              <w:rPr>
-                <w:sz w:val="28"/>
-                <w:szCs w:val="28"/>
-              </w:rPr>
-              <w:t>, 5</w:t>
-            </w:r>
+              <w:t>4, 5</w:t>
+            </w:r>
+          </w:p>
+        </w:tc>
+        <w:tc>
+          <w:tcPr>
+            <w:tcW w:w="1839" w:type="dxa"/>
+            <w:tcBorders>
+              <w:bottom w:val="single" w:sz="4" w:space="0" w:color="auto"/>
+            </w:tcBorders>
+          </w:tcPr>
+          <w:p>
+            <w:pPr>
+              <w:rPr>
+                <w:sz w:val="28"/>
+                <w:szCs w:val="28"/>
+              </w:rPr>
+            </w:pPr>
           </w:p>
         </w:tc>
       </w:tr>
@@ -791,7 +706,7 @@
         </w:tc>
         <w:tc>
           <w:tcPr>
-            <w:tcW w:w="8353" w:type="dxa"/>
+            <w:tcW w:w="8040" w:type="dxa"/>
           </w:tcPr>
           <w:p>
             <w:pPr>
@@ -811,44 +726,28 @@
         </w:tc>
         <w:tc>
           <w:tcPr>
-            <w:tcW w:w="1846" w:type="dxa"/>
-          </w:tcPr>
-          <w:p>
-            <w:pPr>
-              <w:rPr>
-                <w:sz w:val="28"/>
-                <w:szCs w:val="28"/>
-              </w:rPr>
-            </w:pPr>
-            <w:r>
-              <w:rPr>
-                <w:sz w:val="28"/>
-                <w:szCs w:val="28"/>
-              </w:rPr>
-              <w:t>15, 16</w:t>
-            </w:r>
-          </w:p>
-        </w:tc>
-        <w:tc>
-          <w:tcPr>
-            <w:tcW w:w="1842" w:type="dxa"/>
-            <w:tcBorders>
-              <w:bottom w:val="single" w:sz="4" w:space="0" w:color="auto"/>
-            </w:tcBorders>
-          </w:tcPr>
-          <w:p>
-            <w:pPr>
-              <w:rPr>
-                <w:sz w:val="28"/>
-                <w:szCs w:val="28"/>
-              </w:rPr>
-            </w:pPr>
-            <w:r>
-              <w:rPr>
-                <w:sz w:val="28"/>
-                <w:szCs w:val="28"/>
-              </w:rPr>
-              <w:t>7</w:t>
+            <w:tcW w:w="1985" w:type="dxa"/>
+          </w:tcPr>
+          <w:p>
+            <w:pPr>
+              <w:rPr>
+                <w:sz w:val="28"/>
+                <w:szCs w:val="28"/>
+              </w:rPr>
+            </w:pPr>
+            <w:r>
+              <w:rPr>
+                <w:sz w:val="28"/>
+                <w:szCs w:val="28"/>
+              </w:rPr>
+              <w:t>17, 18, 19</w:t>
+            </w:r>
+            <w:r>
+              <w:rPr>
+                <w:sz w:val="28"/>
+                <w:szCs w:val="28"/>
+              </w:rPr>
+              <w:t>, 20</w:t>
             </w:r>
           </w:p>
         </w:tc>
@@ -873,6 +772,22 @@
               </w:rPr>
               <w:t>5</w:t>
             </w:r>
+          </w:p>
+        </w:tc>
+        <w:tc>
+          <w:tcPr>
+            <w:tcW w:w="1839" w:type="dxa"/>
+            <w:tcBorders>
+              <w:bottom w:val="single" w:sz="4" w:space="0" w:color="auto"/>
+            </w:tcBorders>
+          </w:tcPr>
+          <w:p>
+            <w:pPr>
+              <w:rPr>
+                <w:sz w:val="28"/>
+                <w:szCs w:val="28"/>
+              </w:rPr>
+            </w:pPr>
           </w:p>
         </w:tc>
       </w:tr>
@@ -898,64 +813,41 @@
         </w:tc>
         <w:tc>
           <w:tcPr>
-            <w:tcW w:w="8353" w:type="dxa"/>
-          </w:tcPr>
-          <w:p>
-            <w:pPr>
-              <w:rPr>
-                <w:sz w:val="28"/>
-                <w:szCs w:val="28"/>
-              </w:rPr>
-            </w:pPr>
-            <w:r>
-              <w:rPr>
-                <w:sz w:val="28"/>
-                <w:szCs w:val="28"/>
-              </w:rPr>
-              <w:t>Aufgaben mit Funktionen lösen</w:t>
-            </w:r>
-          </w:p>
-        </w:tc>
-        <w:tc>
-          <w:tcPr>
-            <w:tcW w:w="1846" w:type="dxa"/>
-          </w:tcPr>
-          <w:p>
-            <w:pPr>
-              <w:rPr>
-                <w:sz w:val="28"/>
-                <w:szCs w:val="28"/>
-              </w:rPr>
-            </w:pPr>
-            <w:r>
-              <w:rPr>
-                <w:sz w:val="28"/>
-                <w:szCs w:val="28"/>
-              </w:rPr>
-              <w:t>17, 18, 19</w:t>
-            </w:r>
-          </w:p>
-        </w:tc>
-        <w:tc>
-          <w:tcPr>
-            <w:tcW w:w="1842" w:type="dxa"/>
-            <w:tcBorders>
-              <w:bottom w:val="single" w:sz="4" w:space="0" w:color="auto"/>
-            </w:tcBorders>
-          </w:tcPr>
-          <w:p>
-            <w:pPr>
-              <w:rPr>
-                <w:sz w:val="28"/>
-                <w:szCs w:val="28"/>
-              </w:rPr>
-            </w:pPr>
-            <w:r>
-              <w:rPr>
-                <w:sz w:val="28"/>
-                <w:szCs w:val="28"/>
-              </w:rPr>
-              <w:t>8, 9</w:t>
+            <w:tcW w:w="8040" w:type="dxa"/>
+          </w:tcPr>
+          <w:p>
+            <w:pPr>
+              <w:rPr>
+                <w:sz w:val="28"/>
+                <w:szCs w:val="28"/>
+              </w:rPr>
+            </w:pPr>
+            <w:r>
+              <w:rPr>
+                <w:sz w:val="28"/>
+                <w:szCs w:val="28"/>
+              </w:rPr>
+              <w:t>Funktionen konstruieren</w:t>
+            </w:r>
+          </w:p>
+        </w:tc>
+        <w:tc>
+          <w:tcPr>
+            <w:tcW w:w="1985" w:type="dxa"/>
+          </w:tcPr>
+          <w:p>
+            <w:pPr>
+              <w:rPr>
+                <w:sz w:val="28"/>
+                <w:szCs w:val="28"/>
+              </w:rPr>
+            </w:pPr>
+            <w:r>
+              <w:rPr>
+                <w:sz w:val="28"/>
+                <w:szCs w:val="28"/>
+              </w:rPr>
+              <w:t>21, 22, 23, 24, 25, 26, 27</w:t>
             </w:r>
           </w:p>
         </w:tc>
@@ -980,6 +872,22 @@
               </w:rPr>
               <w:t>6</w:t>
             </w:r>
+          </w:p>
+        </w:tc>
+        <w:tc>
+          <w:tcPr>
+            <w:tcW w:w="1839" w:type="dxa"/>
+            <w:tcBorders>
+              <w:bottom w:val="single" w:sz="4" w:space="0" w:color="auto"/>
+            </w:tcBorders>
+          </w:tcPr>
+          <w:p>
+            <w:pPr>
+              <w:rPr>
+                <w:sz w:val="28"/>
+                <w:szCs w:val="28"/>
+              </w:rPr>
+            </w:pPr>
           </w:p>
         </w:tc>
       </w:tr>
@@ -1005,7 +913,7 @@
         </w:tc>
         <w:tc>
           <w:tcPr>
-            <w:tcW w:w="8353" w:type="dxa"/>
+            <w:tcW w:w="8040" w:type="dxa"/>
           </w:tcPr>
           <w:p>
             <w:pPr>
@@ -1025,45 +933,21 @@
         </w:tc>
         <w:tc>
           <w:tcPr>
-            <w:tcW w:w="1846" w:type="dxa"/>
-          </w:tcPr>
-          <w:p>
-            <w:pPr>
-              <w:rPr>
-                <w:sz w:val="28"/>
-                <w:szCs w:val="28"/>
-              </w:rPr>
-            </w:pPr>
-            <w:r>
-              <w:rPr>
-                <w:sz w:val="28"/>
-                <w:szCs w:val="28"/>
-              </w:rPr>
-              <w:t>20, 21</w:t>
-            </w:r>
-          </w:p>
-        </w:tc>
-        <w:tc>
-          <w:tcPr>
-            <w:tcW w:w="1842" w:type="dxa"/>
-            <w:tcBorders>
-              <w:top w:val="single" w:sz="4" w:space="0" w:color="auto"/>
-              <w:bottom w:val="single" w:sz="4" w:space="0" w:color="auto"/>
-            </w:tcBorders>
-          </w:tcPr>
-          <w:p>
-            <w:pPr>
-              <w:rPr>
-                <w:sz w:val="28"/>
-                <w:szCs w:val="28"/>
-              </w:rPr>
-            </w:pPr>
-            <w:r>
-              <w:rPr>
-                <w:sz w:val="28"/>
-                <w:szCs w:val="28"/>
-              </w:rPr>
-              <w:t>10</w:t>
+            <w:tcW w:w="1985" w:type="dxa"/>
+          </w:tcPr>
+          <w:p>
+            <w:pPr>
+              <w:rPr>
+                <w:sz w:val="28"/>
+                <w:szCs w:val="28"/>
+              </w:rPr>
+            </w:pPr>
+            <w:r>
+              <w:rPr>
+                <w:sz w:val="28"/>
+                <w:szCs w:val="28"/>
+              </w:rPr>
+              <w:t>28, 29, 30, 31, 32</w:t>
             </w:r>
           </w:p>
         </w:tc>
@@ -1087,15 +971,25 @@
                 <w:sz w:val="28"/>
                 <w:szCs w:val="28"/>
               </w:rPr>
-              <w:t>7</w:t>
-            </w:r>
-            <w:r>
-              <w:rPr>
-                <w:sz w:val="28"/>
-                <w:szCs w:val="28"/>
-              </w:rPr>
-              <w:t>, 8</w:t>
-            </w:r>
+              <w:t>7, 8</w:t>
+            </w:r>
+          </w:p>
+        </w:tc>
+        <w:tc>
+          <w:tcPr>
+            <w:tcW w:w="1839" w:type="dxa"/>
+            <w:tcBorders>
+              <w:top w:val="single" w:sz="4" w:space="0" w:color="auto"/>
+              <w:bottom w:val="single" w:sz="4" w:space="0" w:color="auto"/>
+            </w:tcBorders>
+          </w:tcPr>
+          <w:p>
+            <w:pPr>
+              <w:rPr>
+                <w:sz w:val="28"/>
+                <w:szCs w:val="28"/>
+              </w:rPr>
+            </w:pPr>
           </w:p>
         </w:tc>
       </w:tr>
@@ -1121,79 +1015,41 @@
         </w:tc>
         <w:tc>
           <w:tcPr>
-            <w:tcW w:w="8353" w:type="dxa"/>
-          </w:tcPr>
-          <w:p>
-            <w:pPr>
-              <w:rPr>
-                <w:sz w:val="28"/>
-                <w:szCs w:val="28"/>
-              </w:rPr>
-            </w:pPr>
-            <w:r>
-              <w:rPr>
-                <w:sz w:val="28"/>
-                <w:szCs w:val="28"/>
-              </w:rPr>
-              <w:t xml:space="preserve">Anwendung (1): </w:t>
-            </w:r>
-            <w:r>
-              <w:rPr>
-                <w:sz w:val="28"/>
-                <w:szCs w:val="28"/>
-              </w:rPr>
-              <w:br/>
-              <w:t>Ein animierter Roboter, der selbstständig den Weg aus einem Irrgarten findet</w:t>
-            </w:r>
-          </w:p>
-        </w:tc>
-        <w:tc>
-          <w:tcPr>
-            <w:tcW w:w="1846" w:type="dxa"/>
-          </w:tcPr>
-          <w:p>
-            <w:pPr>
-              <w:rPr>
-                <w:sz w:val="28"/>
-                <w:szCs w:val="28"/>
-              </w:rPr>
-            </w:pPr>
-            <w:r>
-              <w:rPr>
-                <w:sz w:val="28"/>
-                <w:szCs w:val="28"/>
-              </w:rPr>
-              <w:t>22, 23, 24, 25, 26, 27, 28, 29</w:t>
-            </w:r>
-            <w:r>
-              <w:rPr>
-                <w:sz w:val="28"/>
-                <w:szCs w:val="28"/>
-              </w:rPr>
-              <w:t>, 30</w:t>
-            </w:r>
-          </w:p>
-        </w:tc>
-        <w:tc>
-          <w:tcPr>
-            <w:tcW w:w="1842" w:type="dxa"/>
-            <w:tcBorders>
-              <w:bottom w:val="single" w:sz="4" w:space="0" w:color="auto"/>
-            </w:tcBorders>
-          </w:tcPr>
-          <w:p>
-            <w:pPr>
-              <w:rPr>
-                <w:sz w:val="28"/>
-                <w:szCs w:val="28"/>
-              </w:rPr>
-            </w:pPr>
-            <w:r>
-              <w:rPr>
-                <w:sz w:val="28"/>
-                <w:szCs w:val="28"/>
-              </w:rPr>
-              <w:t xml:space="preserve">11, 12, 13, 14, </w:t>
+            <w:tcW w:w="8040" w:type="dxa"/>
+          </w:tcPr>
+          <w:p>
+            <w:pPr>
+              <w:rPr>
+                <w:sz w:val="28"/>
+                <w:szCs w:val="28"/>
+              </w:rPr>
+            </w:pPr>
+            <w:r>
+              <w:rPr>
+                <w:sz w:val="28"/>
+                <w:szCs w:val="28"/>
+              </w:rPr>
+              <w:t>Roboter im Irrgarten</w:t>
+            </w:r>
+          </w:p>
+        </w:tc>
+        <w:tc>
+          <w:tcPr>
+            <w:tcW w:w="1985" w:type="dxa"/>
+          </w:tcPr>
+          <w:p>
+            <w:pPr>
+              <w:rPr>
+                <w:sz w:val="28"/>
+                <w:szCs w:val="28"/>
+              </w:rPr>
+            </w:pPr>
+            <w:r>
+              <w:rPr>
+                <w:sz w:val="28"/>
+                <w:szCs w:val="28"/>
+              </w:rPr>
+              <w:t>33,34,35,36,37, 38, 39, 40, 41</w:t>
             </w:r>
           </w:p>
         </w:tc>
@@ -1216,29 +1072,24 @@
                 <w:sz w:val="28"/>
                 <w:szCs w:val="28"/>
               </w:rPr>
-              <w:t>9</w:t>
-            </w:r>
-            <w:r>
-              <w:rPr>
-                <w:sz w:val="28"/>
-                <w:szCs w:val="28"/>
-              </w:rPr>
-              <w:t>, 10</w:t>
-            </w:r>
-            <w:r>
-              <w:rPr>
-                <w:sz w:val="28"/>
-                <w:szCs w:val="28"/>
-              </w:rPr>
-              <w:t>, 11</w:t>
-            </w:r>
-            <w:r>
-              <w:rPr>
-                <w:sz w:val="28"/>
-                <w:szCs w:val="28"/>
-              </w:rPr>
-              <w:t>, 12</w:t>
-            </w:r>
+              <w:t>9, 10, 11, 12</w:t>
+            </w:r>
+          </w:p>
+        </w:tc>
+        <w:tc>
+          <w:tcPr>
+            <w:tcW w:w="1839" w:type="dxa"/>
+            <w:tcBorders>
+              <w:bottom w:val="single" w:sz="4" w:space="0" w:color="auto"/>
+            </w:tcBorders>
+          </w:tcPr>
+          <w:p>
+            <w:pPr>
+              <w:rPr>
+                <w:sz w:val="28"/>
+                <w:szCs w:val="28"/>
+              </w:rPr>
+            </w:pPr>
           </w:p>
         </w:tc>
       </w:tr>
@@ -1264,80 +1115,41 @@
         </w:tc>
         <w:tc>
           <w:tcPr>
-            <w:tcW w:w="8353" w:type="dxa"/>
-          </w:tcPr>
-          <w:p>
-            <w:pPr>
-              <w:rPr>
-                <w:sz w:val="28"/>
-                <w:szCs w:val="28"/>
-              </w:rPr>
-            </w:pPr>
-            <w:r>
-              <w:rPr>
-                <w:sz w:val="28"/>
-                <w:szCs w:val="28"/>
-              </w:rPr>
-              <w:t xml:space="preserve">Anwendung (2):  </w:t>
-            </w:r>
-            <w:r>
-              <w:rPr>
-                <w:sz w:val="28"/>
-                <w:szCs w:val="28"/>
-              </w:rPr>
-              <w:br/>
-              <w:t>Ein Computerspiel mit einem animierten Auto und Gegenverkehr. Ihr steuert das Auto.</w:t>
-            </w:r>
-          </w:p>
-        </w:tc>
-        <w:tc>
-          <w:tcPr>
-            <w:tcW w:w="1846" w:type="dxa"/>
-          </w:tcPr>
-          <w:p>
-            <w:pPr>
-              <w:rPr>
-                <w:sz w:val="28"/>
-                <w:szCs w:val="28"/>
-              </w:rPr>
-            </w:pPr>
-            <w:r>
-              <w:rPr>
-                <w:sz w:val="28"/>
-                <w:szCs w:val="28"/>
-              </w:rPr>
-              <w:t>31, 32, 33, 34, 35, 36, 37</w:t>
-            </w:r>
-            <w:r>
-              <w:rPr>
-                <w:sz w:val="28"/>
-                <w:szCs w:val="28"/>
-              </w:rPr>
-              <w:t>, 38</w:t>
-            </w:r>
-          </w:p>
-        </w:tc>
-        <w:tc>
-          <w:tcPr>
-            <w:tcW w:w="1842" w:type="dxa"/>
-            <w:tcBorders>
-              <w:top w:val="single" w:sz="4" w:space="0" w:color="auto"/>
-              <w:bottom w:val="single" w:sz="4" w:space="0" w:color="auto"/>
-            </w:tcBorders>
-          </w:tcPr>
-          <w:p>
-            <w:pPr>
-              <w:rPr>
-                <w:sz w:val="28"/>
-                <w:szCs w:val="28"/>
-              </w:rPr>
-            </w:pPr>
-            <w:r>
-              <w:rPr>
-                <w:sz w:val="28"/>
-                <w:szCs w:val="28"/>
-              </w:rPr>
-              <w:t>15, 16, 17, 18</w:t>
+            <w:tcW w:w="8040" w:type="dxa"/>
+          </w:tcPr>
+          <w:p>
+            <w:pPr>
+              <w:rPr>
+                <w:sz w:val="28"/>
+                <w:szCs w:val="28"/>
+              </w:rPr>
+            </w:pPr>
+            <w:r>
+              <w:rPr>
+                <w:sz w:val="28"/>
+                <w:szCs w:val="28"/>
+              </w:rPr>
+              <w:t>Auto im Gegenverkehr</w:t>
+            </w:r>
+          </w:p>
+        </w:tc>
+        <w:tc>
+          <w:tcPr>
+            <w:tcW w:w="1985" w:type="dxa"/>
+          </w:tcPr>
+          <w:p>
+            <w:pPr>
+              <w:rPr>
+                <w:sz w:val="28"/>
+                <w:szCs w:val="28"/>
+              </w:rPr>
+            </w:pPr>
+            <w:r>
+              <w:rPr>
+                <w:sz w:val="28"/>
+                <w:szCs w:val="28"/>
+              </w:rPr>
+              <w:t>42, 43, 44, 45, 46, 47, 48, 49</w:t>
             </w:r>
           </w:p>
         </w:tc>
@@ -1361,22 +1173,25 @@
                 <w:sz w:val="28"/>
                 <w:szCs w:val="28"/>
               </w:rPr>
-              <w:t>13</w:t>
-            </w:r>
-            <w:r>
-              <w:rPr>
-                <w:sz w:val="28"/>
-                <w:szCs w:val="28"/>
-              </w:rPr>
-              <w:t>, 14</w:t>
-            </w:r>
-            <w:r>
-              <w:rPr>
-                <w:sz w:val="28"/>
-                <w:szCs w:val="28"/>
-              </w:rPr>
-              <w:t>, 15</w:t>
-            </w:r>
+              <w:t>13, 14, 15</w:t>
+            </w:r>
+          </w:p>
+        </w:tc>
+        <w:tc>
+          <w:tcPr>
+            <w:tcW w:w="1839" w:type="dxa"/>
+            <w:tcBorders>
+              <w:top w:val="single" w:sz="4" w:space="0" w:color="auto"/>
+              <w:bottom w:val="single" w:sz="4" w:space="0" w:color="auto"/>
+            </w:tcBorders>
+          </w:tcPr>
+          <w:p>
+            <w:pPr>
+              <w:rPr>
+                <w:sz w:val="28"/>
+                <w:szCs w:val="28"/>
+              </w:rPr>
+            </w:pPr>
           </w:p>
         </w:tc>
       </w:tr>
@@ -1402,7 +1217,7 @@
         </w:tc>
         <w:tc>
           <w:tcPr>
-            <w:tcW w:w="8353" w:type="dxa"/>
+            <w:tcW w:w="8040" w:type="dxa"/>
           </w:tcPr>
           <w:p>
             <w:pPr>
@@ -1437,32 +1252,22 @@
         </w:tc>
         <w:tc>
           <w:tcPr>
-            <w:tcW w:w="1846" w:type="dxa"/>
-          </w:tcPr>
-          <w:p>
-            <w:pPr>
-              <w:rPr>
-                <w:sz w:val="28"/>
-                <w:szCs w:val="28"/>
-              </w:rPr>
-            </w:pPr>
-          </w:p>
-        </w:tc>
-        <w:tc>
-          <w:tcPr>
-            <w:tcW w:w="1842" w:type="dxa"/>
-            <w:tcBorders>
-              <w:top w:val="single" w:sz="4" w:space="0" w:color="auto"/>
-              <w:bottom w:val="single" w:sz="4" w:space="0" w:color="auto"/>
-            </w:tcBorders>
-          </w:tcPr>
-          <w:p>
-            <w:pPr>
-              <w:rPr>
-                <w:sz w:val="28"/>
-                <w:szCs w:val="28"/>
-              </w:rPr>
-            </w:pPr>
+            <w:tcW w:w="1985" w:type="dxa"/>
+          </w:tcPr>
+          <w:p>
+            <w:pPr>
+              <w:rPr>
+                <w:sz w:val="28"/>
+                <w:szCs w:val="28"/>
+              </w:rPr>
+            </w:pPr>
+            <w:r>
+              <w:rPr>
+                <w:sz w:val="28"/>
+                <w:szCs w:val="28"/>
+              </w:rPr>
+              <w:t>50, 51, 52</w:t>
+            </w:r>
           </w:p>
         </w:tc>
         <w:tc>
@@ -1487,6 +1292,23 @@
               </w:rPr>
               <w:t>16</w:t>
             </w:r>
+          </w:p>
+        </w:tc>
+        <w:tc>
+          <w:tcPr>
+            <w:tcW w:w="1839" w:type="dxa"/>
+            <w:tcBorders>
+              <w:top w:val="single" w:sz="4" w:space="0" w:color="auto"/>
+              <w:bottom w:val="single" w:sz="4" w:space="0" w:color="auto"/>
+            </w:tcBorders>
+          </w:tcPr>
+          <w:p>
+            <w:pPr>
+              <w:rPr>
+                <w:sz w:val="28"/>
+                <w:szCs w:val="28"/>
+              </w:rPr>
+            </w:pPr>
           </w:p>
         </w:tc>
       </w:tr>
@@ -1512,59 +1334,42 @@
         </w:tc>
         <w:tc>
           <w:tcPr>
-            <w:tcW w:w="8353" w:type="dxa"/>
-          </w:tcPr>
-          <w:p>
-            <w:pPr>
-              <w:rPr>
-                <w:sz w:val="28"/>
-                <w:szCs w:val="28"/>
-              </w:rPr>
-            </w:pPr>
-            <w:r>
-              <w:rPr>
-                <w:sz w:val="28"/>
-                <w:szCs w:val="28"/>
-              </w:rPr>
-              <w:t xml:space="preserve">Anwendungen: </w:t>
-            </w:r>
-            <w:r>
-              <w:rPr>
-                <w:sz w:val="28"/>
-                <w:szCs w:val="28"/>
-              </w:rPr>
-              <w:t>Zeichenanzeige mit nicht druckbaren Zeichen, aktiver und passiver -Summer, eigener Klang – eigene Melodie</w:t>
-            </w:r>
-          </w:p>
-        </w:tc>
-        <w:tc>
-          <w:tcPr>
-            <w:tcW w:w="1846" w:type="dxa"/>
-          </w:tcPr>
-          <w:p>
-            <w:pPr>
-              <w:rPr>
-                <w:sz w:val="28"/>
-                <w:szCs w:val="28"/>
-              </w:rPr>
-            </w:pPr>
-          </w:p>
-        </w:tc>
-        <w:tc>
-          <w:tcPr>
-            <w:tcW w:w="1842" w:type="dxa"/>
-            <w:tcBorders>
-              <w:top w:val="single" w:sz="4" w:space="0" w:color="auto"/>
-              <w:bottom w:val="single" w:sz="4" w:space="0" w:color="auto"/>
-            </w:tcBorders>
-          </w:tcPr>
-          <w:p>
-            <w:pPr>
-              <w:rPr>
-                <w:sz w:val="28"/>
-                <w:szCs w:val="28"/>
-              </w:rPr>
-            </w:pPr>
+            <w:tcW w:w="8040" w:type="dxa"/>
+          </w:tcPr>
+          <w:p>
+            <w:pPr>
+              <w:rPr>
+                <w:sz w:val="28"/>
+                <w:szCs w:val="28"/>
+              </w:rPr>
+            </w:pPr>
+            <w:r>
+              <w:rPr>
+                <w:sz w:val="28"/>
+                <w:szCs w:val="28"/>
+              </w:rPr>
+              <w:t>Anwendungen: Zeichenanzeige mit nicht druckbaren Zeichen, aktiver und passiver -Summer, eigener Klang – eigene Melodie</w:t>
+            </w:r>
+          </w:p>
+        </w:tc>
+        <w:tc>
+          <w:tcPr>
+            <w:tcW w:w="1985" w:type="dxa"/>
+          </w:tcPr>
+          <w:p>
+            <w:pPr>
+              <w:rPr>
+                <w:sz w:val="28"/>
+                <w:szCs w:val="28"/>
+              </w:rPr>
+            </w:pPr>
+            <w:r>
+              <w:rPr>
+                <w:sz w:val="28"/>
+                <w:szCs w:val="28"/>
+              </w:rPr>
+              <w:t>52</w:t>
+            </w:r>
           </w:p>
         </w:tc>
         <w:tc>
@@ -1589,6 +1394,23 @@
               </w:rPr>
               <w:t>17</w:t>
             </w:r>
+          </w:p>
+        </w:tc>
+        <w:tc>
+          <w:tcPr>
+            <w:tcW w:w="1839" w:type="dxa"/>
+            <w:tcBorders>
+              <w:top w:val="single" w:sz="4" w:space="0" w:color="auto"/>
+              <w:bottom w:val="single" w:sz="4" w:space="0" w:color="auto"/>
+            </w:tcBorders>
+          </w:tcPr>
+          <w:p>
+            <w:pPr>
+              <w:rPr>
+                <w:sz w:val="28"/>
+                <w:szCs w:val="28"/>
+              </w:rPr>
+            </w:pPr>
           </w:p>
         </w:tc>
       </w:tr>
@@ -1614,7 +1436,7 @@
         </w:tc>
         <w:tc>
           <w:tcPr>
-            <w:tcW w:w="8353" w:type="dxa"/>
+            <w:tcW w:w="8040" w:type="dxa"/>
           </w:tcPr>
           <w:p>
             <w:pPr>
@@ -1634,32 +1456,22 @@
         </w:tc>
         <w:tc>
           <w:tcPr>
-            <w:tcW w:w="1846" w:type="dxa"/>
-          </w:tcPr>
-          <w:p>
-            <w:pPr>
-              <w:rPr>
-                <w:sz w:val="28"/>
-                <w:szCs w:val="28"/>
-              </w:rPr>
-            </w:pPr>
-          </w:p>
-        </w:tc>
-        <w:tc>
-          <w:tcPr>
-            <w:tcW w:w="1842" w:type="dxa"/>
-            <w:tcBorders>
-              <w:top w:val="single" w:sz="4" w:space="0" w:color="auto"/>
-              <w:bottom w:val="single" w:sz="4" w:space="0" w:color="auto"/>
-            </w:tcBorders>
-          </w:tcPr>
-          <w:p>
-            <w:pPr>
-              <w:rPr>
-                <w:sz w:val="28"/>
-                <w:szCs w:val="28"/>
-              </w:rPr>
-            </w:pPr>
+            <w:tcW w:w="1985" w:type="dxa"/>
+          </w:tcPr>
+          <w:p>
+            <w:pPr>
+              <w:rPr>
+                <w:sz w:val="28"/>
+                <w:szCs w:val="28"/>
+              </w:rPr>
+            </w:pPr>
+            <w:r>
+              <w:rPr>
+                <w:sz w:val="28"/>
+                <w:szCs w:val="28"/>
+              </w:rPr>
+              <w:t>53, 54</w:t>
+            </w:r>
           </w:p>
         </w:tc>
         <w:tc>
@@ -1684,6 +1496,23 @@
               </w:rPr>
               <w:t>18</w:t>
             </w:r>
+          </w:p>
+        </w:tc>
+        <w:tc>
+          <w:tcPr>
+            <w:tcW w:w="1839" w:type="dxa"/>
+            <w:tcBorders>
+              <w:top w:val="single" w:sz="4" w:space="0" w:color="auto"/>
+              <w:bottom w:val="single" w:sz="4" w:space="0" w:color="auto"/>
+            </w:tcBorders>
+          </w:tcPr>
+          <w:p>
+            <w:pPr>
+              <w:rPr>
+                <w:sz w:val="28"/>
+                <w:szCs w:val="28"/>
+              </w:rPr>
+            </w:pPr>
           </w:p>
         </w:tc>
       </w:tr>
@@ -1709,7 +1538,7 @@
 </file>
 
 <file path=word/endnotes.xml><?xml version="1.0" encoding="utf-8"?>
-<w:endnotes xmlns:wpc="http://schemas.microsoft.com/office/word/2010/wordprocessingCanvas" xmlns:cx="http://schemas.microsoft.com/office/drawing/2014/chartex" xmlns:cx1="http://schemas.microsoft.com/office/drawing/2015/9/8/chartex" xmlns:cx2="http://schemas.microsoft.com/office/drawing/2015/10/21/chartex" xmlns:cx3="http://schemas.microsoft.com/office/drawing/2016/5/9/chartex" xmlns:cx4="http://schemas.microsoft.com/office/drawing/2016/5/10/chartex" xmlns:cx5="http://schemas.microsoft.com/office/drawing/2016/5/11/chartex" xmlns:cx6="http://schemas.microsoft.com/office/drawing/2016/5/12/chartex" xmlns:cx7="http://schemas.microsoft.com/office/drawing/2016/5/13/chartex" xmlns:cx8="http://schemas.microsoft.com/office/drawing/2016/5/14/chartex" xmlns:mc="http://schemas.openxmlformats.org/markup-compatibility/2006" xmlns:aink="http://schemas.microsoft.com/office/drawing/2016/ink" xmlns:am3d="http://schemas.microsoft.com/office/drawing/2017/model3d" xmlns:o="urn:schemas-microsoft-com:office:office" xmlns:oel="http://schemas.microsoft.com/office/2019/extlst" xmlns:r="http://schemas.openxmlformats.org/officeDocument/2006/relationships" xmlns:m="http://schemas.openxmlformats.org/officeDocument/2006/math" xmlns:v="urn:schemas-microsoft-com:vml" xmlns:wp14="http://schemas.microsoft.com/office/word/2010/wordprocessingDrawing" xmlns:wp="http://schemas.openxmlformats.org/drawingml/2006/wordprocessingDrawing" xmlns:w10="urn:schemas-microsoft-com:office:word" xmlns:w="http://schemas.openxmlformats.org/wordprocessingml/2006/main" xmlns:w14="http://schemas.microsoft.com/office/word/2010/wordml" xmlns:w15="http://schemas.microsoft.com/office/word/2012/wordml" xmlns:w16cex="http://schemas.microsoft.com/office/word/2018/wordml/cex" xmlns:w16cid="http://schemas.microsoft.com/office/word/2016/wordml/cid" xmlns:w16="http://schemas.microsoft.com/office/word/2018/wordml" xmlns:w16du="http://schemas.microsoft.com/office/word/2023/wordml/word16du" xmlns:w16sdtdh="http://schemas.microsoft.com/office/word/2020/wordml/sdtdatahash" xmlns:w16sdtfl="http://schemas.microsoft.com/office/word/2024/wordml/sdtformatlock" xmlns:w16se="http://schemas.microsoft.com/office/word/2015/wordml/symex" xmlns:wpg="http://schemas.microsoft.com/office/word/2010/wordprocessingGroup" xmlns:wpi="http://schemas.microsoft.com/office/word/2010/wordprocessingInk" xmlns:wne="http://schemas.microsoft.com/office/word/2006/wordml" xmlns:wps="http://schemas.microsoft.com/office/word/2010/wordprocessingShape" mc:Ignorable="w14 w15 w16se w16cid w16 w16cex w16sdtdh w16sdtfl w16du wp14">
+<w:endnotes xmlns:wpc="http://schemas.microsoft.com/office/word/2010/wordprocessingCanvas" xmlns:cx="http://schemas.microsoft.com/office/drawing/2014/chartex" xmlns:cx1="http://schemas.microsoft.com/office/drawing/2015/9/8/chartex" xmlns:cx2="http://schemas.microsoft.com/office/drawing/2015/10/21/chartex" xmlns:cx3="http://schemas.microsoft.com/office/drawing/2016/5/9/chartex" xmlns:cx4="http://schemas.microsoft.com/office/drawing/2016/5/10/chartex" xmlns:cx5="http://schemas.microsoft.com/office/drawing/2016/5/11/chartex" xmlns:cx6="http://schemas.microsoft.com/office/drawing/2016/5/12/chartex" xmlns:cx7="http://schemas.microsoft.com/office/drawing/2016/5/13/chartex" xmlns:cx8="http://schemas.microsoft.com/office/drawing/2016/5/14/chartex" xmlns:mc="http://schemas.openxmlformats.org/markup-compatibility/2006" xmlns:aink="http://schemas.microsoft.com/office/drawing/2016/ink" xmlns:am3d="http://schemas.microsoft.com/office/drawing/2017/model3d" xmlns:o="urn:schemas-microsoft-com:office:office" xmlns:oel="http://schemas.microsoft.com/office/2019/extlst" xmlns:r="http://schemas.openxmlformats.org/officeDocument/2006/relationships" xmlns:m="http://schemas.openxmlformats.org/officeDocument/2006/math" xmlns:v="urn:schemas-microsoft-com:vml" xmlns:wp14="http://schemas.microsoft.com/office/word/2010/wordprocessingDrawing" xmlns:wp="http://schemas.openxmlformats.org/drawingml/2006/wordprocessingDrawing" xmlns:w10="urn:schemas-microsoft-com:office:word" xmlns:w="http://schemas.openxmlformats.org/wordprocessingml/2006/main" xmlns:w14="http://schemas.microsoft.com/office/word/2010/wordml" xmlns:w15="http://schemas.microsoft.com/office/word/2012/wordml" xmlns:w16cei="http://schemas.microsoft.com/office/word/2026/wordml/cei" xmlns:w16cex="http://schemas.microsoft.com/office/word/2018/wordml/cex" xmlns:w16cid="http://schemas.microsoft.com/office/word/2016/wordml/cid" xmlns:w16="http://schemas.microsoft.com/office/word/2018/wordml" xmlns:w16du="http://schemas.microsoft.com/office/word/2023/wordml/word16du" xmlns:w16sdtdh="http://schemas.microsoft.com/office/word/2020/wordml/sdtdatahash" xmlns:w16sdtfl="http://schemas.microsoft.com/office/word/2024/wordml/sdtformatlock" xmlns:w16se="http://schemas.microsoft.com/office/word/2015/wordml/symex" xmlns:wpg="http://schemas.microsoft.com/office/word/2010/wordprocessingGroup" xmlns:wpi="http://schemas.microsoft.com/office/word/2010/wordprocessingInk" xmlns:wne="http://schemas.microsoft.com/office/word/2006/wordml" xmlns:wps="http://schemas.microsoft.com/office/word/2010/wordprocessingShape" mc:Ignorable="w14 w15 w16se w16cid w16 w16cex w16sdtdh w16sdtfl w16du wp14">
   <w:endnote w:type="separator" w:id="-1">
     <w:p>
       <w:pPr>
@@ -1734,7 +1563,7 @@
 </file>
 
 <file path=word/footer1.xml><?xml version="1.0" encoding="utf-8"?>
-<w:ftr xmlns:wpc="http://schemas.microsoft.com/office/word/2010/wordprocessingCanvas" xmlns:cx="http://schemas.microsoft.com/office/drawing/2014/chartex" xmlns:cx1="http://schemas.microsoft.com/office/drawing/2015/9/8/chartex" xmlns:cx2="http://schemas.microsoft.com/office/drawing/2015/10/21/chartex" xmlns:cx3="http://schemas.microsoft.com/office/drawing/2016/5/9/chartex" xmlns:cx4="http://schemas.microsoft.com/office/drawing/2016/5/10/chartex" xmlns:cx5="http://schemas.microsoft.com/office/drawing/2016/5/11/chartex" xmlns:cx6="http://schemas.microsoft.com/office/drawing/2016/5/12/chartex" xmlns:cx7="http://schemas.microsoft.com/office/drawing/2016/5/13/chartex" xmlns:cx8="http://schemas.microsoft.com/office/drawing/2016/5/14/chartex" xmlns:mc="http://schemas.openxmlformats.org/markup-compatibility/2006" xmlns:aink="http://schemas.microsoft.com/office/drawing/2016/ink" xmlns:am3d="http://schemas.microsoft.com/office/drawing/2017/model3d" xmlns:o="urn:schemas-microsoft-com:office:office" xmlns:oel="http://schemas.microsoft.com/office/2019/extlst" xmlns:r="http://schemas.openxmlformats.org/officeDocument/2006/relationships" xmlns:m="http://schemas.openxmlformats.org/officeDocument/2006/math" xmlns:v="urn:schemas-microsoft-com:vml" xmlns:wp14="http://schemas.microsoft.com/office/word/2010/wordprocessingDrawing" xmlns:wp="http://schemas.openxmlformats.org/drawingml/2006/wordprocessingDrawing" xmlns:w10="urn:schemas-microsoft-com:office:word" xmlns:w="http://schemas.openxmlformats.org/wordprocessingml/2006/main" xmlns:w14="http://schemas.microsoft.com/office/word/2010/wordml" xmlns:w15="http://schemas.microsoft.com/office/word/2012/wordml" xmlns:w16cex="http://schemas.microsoft.com/office/word/2018/wordml/cex" xmlns:w16cid="http://schemas.microsoft.com/office/word/2016/wordml/cid" xmlns:w16="http://schemas.microsoft.com/office/word/2018/wordml" xmlns:w16du="http://schemas.microsoft.com/office/word/2023/wordml/word16du" xmlns:w16sdtdh="http://schemas.microsoft.com/office/word/2020/wordml/sdtdatahash" xmlns:w16sdtfl="http://schemas.microsoft.com/office/word/2024/wordml/sdtformatlock" xmlns:w16se="http://schemas.microsoft.com/office/word/2015/wordml/symex" xmlns:wpg="http://schemas.microsoft.com/office/word/2010/wordprocessingGroup" xmlns:wpi="http://schemas.microsoft.com/office/word/2010/wordprocessingInk" xmlns:wne="http://schemas.microsoft.com/office/word/2006/wordml" xmlns:wps="http://schemas.microsoft.com/office/word/2010/wordprocessingShape" mc:Ignorable="w14 w15 w16se w16cid w16 w16cex w16sdtdh w16sdtfl w16du wp14">
+<w:ftr xmlns:wpc="http://schemas.microsoft.com/office/word/2010/wordprocessingCanvas" xmlns:cx="http://schemas.microsoft.com/office/drawing/2014/chartex" xmlns:cx1="http://schemas.microsoft.com/office/drawing/2015/9/8/chartex" xmlns:cx2="http://schemas.microsoft.com/office/drawing/2015/10/21/chartex" xmlns:cx3="http://schemas.microsoft.com/office/drawing/2016/5/9/chartex" xmlns:cx4="http://schemas.microsoft.com/office/drawing/2016/5/10/chartex" xmlns:cx5="http://schemas.microsoft.com/office/drawing/2016/5/11/chartex" xmlns:cx6="http://schemas.microsoft.com/office/drawing/2016/5/12/chartex" xmlns:cx7="http://schemas.microsoft.com/office/drawing/2016/5/13/chartex" xmlns:cx8="http://schemas.microsoft.com/office/drawing/2016/5/14/chartex" xmlns:mc="http://schemas.openxmlformats.org/markup-compatibility/2006" xmlns:aink="http://schemas.microsoft.com/office/drawing/2016/ink" xmlns:am3d="http://schemas.microsoft.com/office/drawing/2017/model3d" xmlns:o="urn:schemas-microsoft-com:office:office" xmlns:oel="http://schemas.microsoft.com/office/2019/extlst" xmlns:r="http://schemas.openxmlformats.org/officeDocument/2006/relationships" xmlns:m="http://schemas.openxmlformats.org/officeDocument/2006/math" xmlns:v="urn:schemas-microsoft-com:vml" xmlns:wp14="http://schemas.microsoft.com/office/word/2010/wordprocessingDrawing" xmlns:wp="http://schemas.openxmlformats.org/drawingml/2006/wordprocessingDrawing" xmlns:w10="urn:schemas-microsoft-com:office:word" xmlns:w="http://schemas.openxmlformats.org/wordprocessingml/2006/main" xmlns:w14="http://schemas.microsoft.com/office/word/2010/wordml" xmlns:w15="http://schemas.microsoft.com/office/word/2012/wordml" xmlns:w16cei="http://schemas.microsoft.com/office/word/2026/wordml/cei" xmlns:w16cex="http://schemas.microsoft.com/office/word/2018/wordml/cex" xmlns:w16cid="http://schemas.microsoft.com/office/word/2016/wordml/cid" xmlns:w16="http://schemas.microsoft.com/office/word/2018/wordml" xmlns:w16du="http://schemas.microsoft.com/office/word/2023/wordml/word16du" xmlns:w16sdtdh="http://schemas.microsoft.com/office/word/2020/wordml/sdtdatahash" xmlns:w16sdtfl="http://schemas.microsoft.com/office/word/2024/wordml/sdtformatlock" xmlns:w16se="http://schemas.microsoft.com/office/word/2015/wordml/symex" xmlns:wpg="http://schemas.microsoft.com/office/word/2010/wordprocessingGroup" xmlns:wpi="http://schemas.microsoft.com/office/word/2010/wordprocessingInk" xmlns:wne="http://schemas.microsoft.com/office/word/2006/wordml" xmlns:wps="http://schemas.microsoft.com/office/word/2010/wordprocessingShape" mc:Ignorable="w14 w15 w16se w16cid w16 w16cex w16sdtdh w16sdtfl w16du wp14">
   <w:p>
     <w:pPr>
       <w:pStyle w:val="Fuzeile"/>
@@ -1759,7 +1588,7 @@
 </file>
 
 <file path=word/footnotes.xml><?xml version="1.0" encoding="utf-8"?>
-<w:footnotes xmlns:wpc="http://schemas.microsoft.com/office/word/2010/wordprocessingCanvas" xmlns:cx="http://schemas.microsoft.com/office/drawing/2014/chartex" xmlns:cx1="http://schemas.microsoft.com/office/drawing/2015/9/8/chartex" xmlns:cx2="http://schemas.microsoft.com/office/drawing/2015/10/21/chartex" xmlns:cx3="http://schemas.microsoft.com/office/drawing/2016/5/9/chartex" xmlns:cx4="http://schemas.microsoft.com/office/drawing/2016/5/10/chartex" xmlns:cx5="http://schemas.microsoft.com/office/drawing/2016/5/11/chartex" xmlns:cx6="http://schemas.microsoft.com/office/drawing/2016/5/12/chartex" xmlns:cx7="http://schemas.microsoft.com/office/drawing/2016/5/13/chartex" xmlns:cx8="http://schemas.microsoft.com/office/drawing/2016/5/14/chartex" xmlns:mc="http://schemas.openxmlformats.org/markup-compatibility/2006" xmlns:aink="http://schemas.microsoft.com/office/drawing/2016/ink" xmlns:am3d="http://schemas.microsoft.com/office/drawing/2017/model3d" xmlns:o="urn:schemas-microsoft-com:office:office" xmlns:oel="http://schemas.microsoft.com/office/2019/extlst" xmlns:r="http://schemas.openxmlformats.org/officeDocument/2006/relationships" xmlns:m="http://schemas.openxmlformats.org/officeDocument/2006/math" xmlns:v="urn:schemas-microsoft-com:vml" xmlns:wp14="http://schemas.microsoft.com/office/word/2010/wordprocessingDrawing" xmlns:wp="http://schemas.openxmlformats.org/drawingml/2006/wordprocessingDrawing" xmlns:w10="urn:schemas-microsoft-com:office:word" xmlns:w="http://schemas.openxmlformats.org/wordprocessingml/2006/main" xmlns:w14="http://schemas.microsoft.com/office/word/2010/wordml" xmlns:w15="http://schemas.microsoft.com/office/word/2012/wordml" xmlns:w16cex="http://schemas.microsoft.com/office/word/2018/wordml/cex" xmlns:w16cid="http://schemas.microsoft.com/office/word/2016/wordml/cid" xmlns:w16="http://schemas.microsoft.com/office/word/2018/wordml" xmlns:w16du="http://schemas.microsoft.com/office/word/2023/wordml/word16du" xmlns:w16sdtdh="http://schemas.microsoft.com/office/word/2020/wordml/sdtdatahash" xmlns:w16sdtfl="http://schemas.microsoft.com/office/word/2024/wordml/sdtformatlock" xmlns:w16se="http://schemas.microsoft.com/office/word/2015/wordml/symex" xmlns:wpg="http://schemas.microsoft.com/office/word/2010/wordprocessingGroup" xmlns:wpi="http://schemas.microsoft.com/office/word/2010/wordprocessingInk" xmlns:wne="http://schemas.microsoft.com/office/word/2006/wordml" xmlns:wps="http://schemas.microsoft.com/office/word/2010/wordprocessingShape" mc:Ignorable="w14 w15 w16se w16cid w16 w16cex w16sdtdh w16sdtfl w16du wp14">
+<w:footnotes xmlns:wpc="http://schemas.microsoft.com/office/word/2010/wordprocessingCanvas" xmlns:cx="http://schemas.microsoft.com/office/drawing/2014/chartex" xmlns:cx1="http://schemas.microsoft.com/office/drawing/2015/9/8/chartex" xmlns:cx2="http://schemas.microsoft.com/office/drawing/2015/10/21/chartex" xmlns:cx3="http://schemas.microsoft.com/office/drawing/2016/5/9/chartex" xmlns:cx4="http://schemas.microsoft.com/office/drawing/2016/5/10/chartex" xmlns:cx5="http://schemas.microsoft.com/office/drawing/2016/5/11/chartex" xmlns:cx6="http://schemas.microsoft.com/office/drawing/2016/5/12/chartex" xmlns:cx7="http://schemas.microsoft.com/office/drawing/2016/5/13/chartex" xmlns:cx8="http://schemas.microsoft.com/office/drawing/2016/5/14/chartex" xmlns:mc="http://schemas.openxmlformats.org/markup-compatibility/2006" xmlns:aink="http://schemas.microsoft.com/office/drawing/2016/ink" xmlns:am3d="http://schemas.microsoft.com/office/drawing/2017/model3d" xmlns:o="urn:schemas-microsoft-com:office:office" xmlns:oel="http://schemas.microsoft.com/office/2019/extlst" xmlns:r="http://schemas.openxmlformats.org/officeDocument/2006/relationships" xmlns:m="http://schemas.openxmlformats.org/officeDocument/2006/math" xmlns:v="urn:schemas-microsoft-com:vml" xmlns:wp14="http://schemas.microsoft.com/office/word/2010/wordprocessingDrawing" xmlns:wp="http://schemas.openxmlformats.org/drawingml/2006/wordprocessingDrawing" xmlns:w10="urn:schemas-microsoft-com:office:word" xmlns:w="http://schemas.openxmlformats.org/wordprocessingml/2006/main" xmlns:w14="http://schemas.microsoft.com/office/word/2010/wordml" xmlns:w15="http://schemas.microsoft.com/office/word/2012/wordml" xmlns:w16cei="http://schemas.microsoft.com/office/word/2026/wordml/cei" xmlns:w16cex="http://schemas.microsoft.com/office/word/2018/wordml/cex" xmlns:w16cid="http://schemas.microsoft.com/office/word/2016/wordml/cid" xmlns:w16="http://schemas.microsoft.com/office/word/2018/wordml" xmlns:w16du="http://schemas.microsoft.com/office/word/2023/wordml/word16du" xmlns:w16sdtdh="http://schemas.microsoft.com/office/word/2020/wordml/sdtdatahash" xmlns:w16sdtfl="http://schemas.microsoft.com/office/word/2024/wordml/sdtformatlock" xmlns:w16se="http://schemas.microsoft.com/office/word/2015/wordml/symex" xmlns:wpg="http://schemas.microsoft.com/office/word/2010/wordprocessingGroup" xmlns:wpi="http://schemas.microsoft.com/office/word/2010/wordprocessingInk" xmlns:wne="http://schemas.microsoft.com/office/word/2006/wordml" xmlns:wps="http://schemas.microsoft.com/office/word/2010/wordprocessingShape" mc:Ignorable="w14 w15 w16se w16cid w16 w16cex w16sdtdh w16sdtfl w16du wp14">
   <w:footnote w:type="separator" w:id="-1">
     <w:p>
       <w:pPr>
@@ -1784,7 +1613,7 @@
 </file>
 
 <file path=word/header1.xml><?xml version="1.0" encoding="utf-8"?>
-<w:hdr xmlns:wpc="http://schemas.microsoft.com/office/word/2010/wordprocessingCanvas" xmlns:cx="http://schemas.microsoft.com/office/drawing/2014/chartex" xmlns:cx1="http://schemas.microsoft.com/office/drawing/2015/9/8/chartex" xmlns:cx2="http://schemas.microsoft.com/office/drawing/2015/10/21/chartex" xmlns:cx3="http://schemas.microsoft.com/office/drawing/2016/5/9/chartex" xmlns:cx4="http://schemas.microsoft.com/office/drawing/2016/5/10/chartex" xmlns:cx5="http://schemas.microsoft.com/office/drawing/2016/5/11/chartex" xmlns:cx6="http://schemas.microsoft.com/office/drawing/2016/5/12/chartex" xmlns:cx7="http://schemas.microsoft.com/office/drawing/2016/5/13/chartex" xmlns:cx8="http://schemas.microsoft.com/office/drawing/2016/5/14/chartex" xmlns:mc="http://schemas.openxmlformats.org/markup-compatibility/2006" xmlns:aink="http://schemas.microsoft.com/office/drawing/2016/ink" xmlns:am3d="http://schemas.microsoft.com/office/drawing/2017/model3d" xmlns:o="urn:schemas-microsoft-com:office:office" xmlns:oel="http://schemas.microsoft.com/office/2019/extlst" xmlns:r="http://schemas.openxmlformats.org/officeDocument/2006/relationships" xmlns:m="http://schemas.openxmlformats.org/officeDocument/2006/math" xmlns:v="urn:schemas-microsoft-com:vml" xmlns:wp14="http://schemas.microsoft.com/office/word/2010/wordprocessingDrawing" xmlns:wp="http://schemas.openxmlformats.org/drawingml/2006/wordprocessingDrawing" xmlns:w10="urn:schemas-microsoft-com:office:word" xmlns:w="http://schemas.openxmlformats.org/wordprocessingml/2006/main" xmlns:w14="http://schemas.microsoft.com/office/word/2010/wordml" xmlns:w15="http://schemas.microsoft.com/office/word/2012/wordml" xmlns:w16cex="http://schemas.microsoft.com/office/word/2018/wordml/cex" xmlns:w16cid="http://schemas.microsoft.com/office/word/2016/wordml/cid" xmlns:w16="http://schemas.microsoft.com/office/word/2018/wordml" xmlns:w16du="http://schemas.microsoft.com/office/word/2023/wordml/word16du" xmlns:w16sdtdh="http://schemas.microsoft.com/office/word/2020/wordml/sdtdatahash" xmlns:w16sdtfl="http://schemas.microsoft.com/office/word/2024/wordml/sdtformatlock" xmlns:w16se="http://schemas.microsoft.com/office/word/2015/wordml/symex" xmlns:wpg="http://schemas.microsoft.com/office/word/2010/wordprocessingGroup" xmlns:wpi="http://schemas.microsoft.com/office/word/2010/wordprocessingInk" xmlns:wne="http://schemas.microsoft.com/office/word/2006/wordml" xmlns:wps="http://schemas.microsoft.com/office/word/2010/wordprocessingShape" mc:Ignorable="w14 w15 w16se w16cid w16 w16cex w16sdtdh w16sdtfl w16du wp14">
+<w:hdr xmlns:wpc="http://schemas.microsoft.com/office/word/2010/wordprocessingCanvas" xmlns:cx="http://schemas.microsoft.com/office/drawing/2014/chartex" xmlns:cx1="http://schemas.microsoft.com/office/drawing/2015/9/8/chartex" xmlns:cx2="http://schemas.microsoft.com/office/drawing/2015/10/21/chartex" xmlns:cx3="http://schemas.microsoft.com/office/drawing/2016/5/9/chartex" xmlns:cx4="http://schemas.microsoft.com/office/drawing/2016/5/10/chartex" xmlns:cx5="http://schemas.microsoft.com/office/drawing/2016/5/11/chartex" xmlns:cx6="http://schemas.microsoft.com/office/drawing/2016/5/12/chartex" xmlns:cx7="http://schemas.microsoft.com/office/drawing/2016/5/13/chartex" xmlns:cx8="http://schemas.microsoft.com/office/drawing/2016/5/14/chartex" xmlns:mc="http://schemas.openxmlformats.org/markup-compatibility/2006" xmlns:aink="http://schemas.microsoft.com/office/drawing/2016/ink" xmlns:am3d="http://schemas.microsoft.com/office/drawing/2017/model3d" xmlns:o="urn:schemas-microsoft-com:office:office" xmlns:oel="http://schemas.microsoft.com/office/2019/extlst" xmlns:r="http://schemas.openxmlformats.org/officeDocument/2006/relationships" xmlns:m="http://schemas.openxmlformats.org/officeDocument/2006/math" xmlns:v="urn:schemas-microsoft-com:vml" xmlns:wp14="http://schemas.microsoft.com/office/word/2010/wordprocessingDrawing" xmlns:wp="http://schemas.openxmlformats.org/drawingml/2006/wordprocessingDrawing" xmlns:w10="urn:schemas-microsoft-com:office:word" xmlns:w="http://schemas.openxmlformats.org/wordprocessingml/2006/main" xmlns:w14="http://schemas.microsoft.com/office/word/2010/wordml" xmlns:w15="http://schemas.microsoft.com/office/word/2012/wordml" xmlns:w16cei="http://schemas.microsoft.com/office/word/2026/wordml/cei" xmlns:w16cex="http://schemas.microsoft.com/office/word/2018/wordml/cex" xmlns:w16cid="http://schemas.microsoft.com/office/word/2016/wordml/cid" xmlns:w16="http://schemas.microsoft.com/office/word/2018/wordml" xmlns:w16du="http://schemas.microsoft.com/office/word/2023/wordml/word16du" xmlns:w16sdtdh="http://schemas.microsoft.com/office/word/2020/wordml/sdtdatahash" xmlns:w16sdtfl="http://schemas.microsoft.com/office/word/2024/wordml/sdtformatlock" xmlns:w16se="http://schemas.microsoft.com/office/word/2015/wordml/symex" xmlns:wpg="http://schemas.microsoft.com/office/word/2010/wordprocessingGroup" xmlns:wpi="http://schemas.microsoft.com/office/word/2010/wordprocessingInk" xmlns:wne="http://schemas.microsoft.com/office/word/2006/wordml" xmlns:wps="http://schemas.microsoft.com/office/word/2010/wordprocessingShape" mc:Ignorable="w14 w15 w16se w16cid w16 w16cex w16sdtdh w16sdtfl w16du wp14">
   <w:p>
     <w:pPr>
       <w:pStyle w:val="Kopfzeile"/>
@@ -1829,7 +1658,7 @@
       <w:rPr>
         <w:noProof/>
       </w:rPr>
-      <w:t>26.07.2026</w:t>
+      <w:t>01.08.2026</w:t>
     </w:r>
     <w:r>
       <w:fldChar w:fldCharType="end"/>
@@ -1839,7 +1668,7 @@
 </file>
 
 <file path=word/numbering.xml><?xml version="1.0" encoding="utf-8"?>
-<w:numbering xmlns:wpc="http://schemas.microsoft.com/office/word/2010/wordprocessingCanvas" xmlns:cx="http://schemas.microsoft.com/office/drawing/2014/chartex" xmlns:cx1="http://schemas.microsoft.com/office/drawing/2015/9/8/chartex" xmlns:cx2="http://schemas.microsoft.com/office/drawing/2015/10/21/chartex" xmlns:cx3="http://schemas.microsoft.com/office/drawing/2016/5/9/chartex" xmlns:cx4="http://schemas.microsoft.com/office/drawing/2016/5/10/chartex" xmlns:cx5="http://schemas.microsoft.com/office/drawing/2016/5/11/chartex" xmlns:cx6="http://schemas.microsoft.com/office/drawing/2016/5/12/chartex" xmlns:cx7="http://schemas.microsoft.com/office/drawing/2016/5/13/chartex" xmlns:cx8="http://schemas.microsoft.com/office/drawing/2016/5/14/chartex" xmlns:mc="http://schemas.openxmlformats.org/markup-compatibility/2006" xmlns:aink="http://schemas.microsoft.com/office/drawing/2016/ink" xmlns:am3d="http://schemas.microsoft.com/office/drawing/2017/model3d" xmlns:o="urn:schemas-microsoft-com:office:office" xmlns:oel="http://schemas.microsoft.com/office/2019/extlst" xmlns:r="http://schemas.openxmlformats.org/officeDocument/2006/relationships" xmlns:m="http://schemas.openxmlformats.org/officeDocument/2006/math" xmlns:v="urn:schemas-microsoft-com:vml" xmlns:wp14="http://schemas.microsoft.com/office/word/2010/wordprocessingDrawing" xmlns:wp="http://schemas.openxmlformats.org/drawingml/2006/wordprocessingDrawing" xmlns:w10="urn:schemas-microsoft-com:office:word" xmlns:w="http://schemas.openxmlformats.org/wordprocessingml/2006/main" xmlns:w14="http://schemas.microsoft.com/office/word/2010/wordml" xmlns:w15="http://schemas.microsoft.com/office/word/2012/wordml" xmlns:w16cex="http://schemas.microsoft.com/office/word/2018/wordml/cex" xmlns:w16cid="http://schemas.microsoft.com/office/word/2016/wordml/cid" xmlns:w16="http://schemas.microsoft.com/office/word/2018/wordml" xmlns:w16du="http://schemas.microsoft.com/office/word/2023/wordml/word16du" xmlns:w16sdtdh="http://schemas.microsoft.com/office/word/2020/wordml/sdtdatahash" xmlns:w16sdtfl="http://schemas.microsoft.com/office/word/2024/wordml/sdtformatlock" xmlns:w16se="http://schemas.microsoft.com/office/word/2015/wordml/symex" xmlns:wpg="http://schemas.microsoft.com/office/word/2010/wordprocessingGroup" xmlns:wpi="http://schemas.microsoft.com/office/word/2010/wordprocessingInk" xmlns:wne="http://schemas.microsoft.com/office/word/2006/wordml" xmlns:wps="http://schemas.microsoft.com/office/word/2010/wordprocessingShape" mc:Ignorable="w14 w15 w16se w16cid w16 w16cex w16sdtdh w16sdtfl w16du wp14">
+<w:numbering xmlns:wpc="http://schemas.microsoft.com/office/word/2010/wordprocessingCanvas" xmlns:cx="http://schemas.microsoft.com/office/drawing/2014/chartex" xmlns:cx1="http://schemas.microsoft.com/office/drawing/2015/9/8/chartex" xmlns:cx2="http://schemas.microsoft.com/office/drawing/2015/10/21/chartex" xmlns:cx3="http://schemas.microsoft.com/office/drawing/2016/5/9/chartex" xmlns:cx4="http://schemas.microsoft.com/office/drawing/2016/5/10/chartex" xmlns:cx5="http://schemas.microsoft.com/office/drawing/2016/5/11/chartex" xmlns:cx6="http://schemas.microsoft.com/office/drawing/2016/5/12/chartex" xmlns:cx7="http://schemas.microsoft.com/office/drawing/2016/5/13/chartex" xmlns:cx8="http://schemas.microsoft.com/office/drawing/2016/5/14/chartex" xmlns:mc="http://schemas.openxmlformats.org/markup-compatibility/2006" xmlns:aink="http://schemas.microsoft.com/office/drawing/2016/ink" xmlns:am3d="http://schemas.microsoft.com/office/drawing/2017/model3d" xmlns:o="urn:schemas-microsoft-com:office:office" xmlns:oel="http://schemas.microsoft.com/office/2019/extlst" xmlns:r="http://schemas.openxmlformats.org/officeDocument/2006/relationships" xmlns:m="http://schemas.openxmlformats.org/officeDocument/2006/math" xmlns:v="urn:schemas-microsoft-com:vml" xmlns:wp14="http://schemas.microsoft.com/office/word/2010/wordprocessingDrawing" xmlns:wp="http://schemas.openxmlformats.org/drawingml/2006/wordprocessingDrawing" xmlns:w10="urn:schemas-microsoft-com:office:word" xmlns:w="http://schemas.openxmlformats.org/wordprocessingml/2006/main" xmlns:w14="http://schemas.microsoft.com/office/word/2010/wordml" xmlns:w15="http://schemas.microsoft.com/office/word/2012/wordml" xmlns:w16cei="http://schemas.microsoft.com/office/word/2026/wordml/cei" xmlns:w16cex="http://schemas.microsoft.com/office/word/2018/wordml/cex" xmlns:w16cid="http://schemas.microsoft.com/office/word/2016/wordml/cid" xmlns:w16="http://schemas.microsoft.com/office/word/2018/wordml" xmlns:w16du="http://schemas.microsoft.com/office/word/2023/wordml/word16du" xmlns:w16sdtdh="http://schemas.microsoft.com/office/word/2020/wordml/sdtdatahash" xmlns:w16sdtfl="http://schemas.microsoft.com/office/word/2024/wordml/sdtformatlock" xmlns:w16se="http://schemas.microsoft.com/office/word/2015/wordml/symex" xmlns:wpg="http://schemas.microsoft.com/office/word/2010/wordprocessingGroup" xmlns:wpi="http://schemas.microsoft.com/office/word/2010/wordprocessingInk" xmlns:wne="http://schemas.microsoft.com/office/word/2006/wordml" xmlns:wps="http://schemas.microsoft.com/office/word/2010/wordprocessingShape" mc:Ignorable="w14 w15 w16se w16cid w16 w16cex w16sdtdh w16sdtfl w16du wp14">
   <w:abstractNum w:abstractNumId="0" w15:restartNumberingAfterBreak="0">
     <w:nsid w:val="045D231E"/>
     <w:multiLevelType w:val="hybridMultilevel"/>
